--- a/data/altri_interessi.docx
+++ b/data/altri_interessi.docx
@@ -71,15 +71,7 @@
         <w:t>L’interesse per il vino nasce dal piacere di conoscere territori, tradizioni e storie diverse attraverso i sapori. Degustare un vino significa coglierne le sfumature, comprenderne l’identità e apprezzare il lavoro, la cultura e la passione che si trovano dietro ogni bottiglia.</w:t>
       </w:r>
       <w:r>
-        <w:t xml:space="preserve"> Ho anche conseguito il diploma AIS di </w:t>
-      </w:r>
-      <w:proofErr w:type="gramStart"/>
-      <w:r>
-        <w:t>I°</w:t>
-      </w:r>
-      <w:proofErr w:type="gramEnd"/>
-      <w:r>
-        <w:t xml:space="preserve"> Livello.</w:t>
+        <w:t xml:space="preserve"> Ho anche conseguito il diploma AIS di I° Livello.</w:t>
       </w:r>
     </w:p>
     <w:p>
@@ -120,6 +112,79 @@
     <w:p>
       <w:r>
         <w:t>L’unione tra sport, vino e cucina racconta una personalità dinamica, curiosa e attenta ai dettagli. Sono passioni che esprimono il desiderio di migliorarsi, di vivere con entusiasmo e di dare valore sia alla qualità del fare sia al piacere della condivisione.</w:t>
+      </w:r>
+    </w:p>
+    <w:p/>
+    <w:p>
+      <w:pPr>
+        <w:rPr>
+          <w:b/>
+          <w:bCs/>
+        </w:rPr>
+      </w:pPr>
+      <w:r>
+        <w:rPr>
+          <w:b/>
+          <w:bCs/>
+        </w:rPr>
+        <w:t>Vita personale</w:t>
+      </w:r>
+    </w:p>
+    <w:p>
+      <w:r>
+        <w:t>Ho un bambino neurodivergente e mi informo in forum e siti specializzati. Vorrei poter sfruttare le mie conoscenze informatiche per poter creare in futuro eventuali strumenti per aiutarlo.</w:t>
+      </w:r>
+    </w:p>
+    <w:p>
+      <w:r>
+        <w:t>Per questo seguo con interesse il progetto Seriuous games e Video Game Therapy.</w:t>
+      </w:r>
+    </w:p>
+    <w:p>
+      <w:pPr>
+        <w:rPr>
+          <w:b/>
+          <w:bCs/>
+        </w:rPr>
+      </w:pPr>
+    </w:p>
+    <w:p>
+      <w:pPr>
+        <w:rPr>
+          <w:b/>
+          <w:bCs/>
+        </w:rPr>
+      </w:pPr>
+      <w:r>
+        <w:rPr>
+          <w:b/>
+          <w:bCs/>
+        </w:rPr>
+        <w:t>Altri progetti e volontariato</w:t>
+      </w:r>
+    </w:p>
+    <w:p>
+      <w:r>
+        <w:t>Ho aderito al progetto “Informatici di quartiere” per portare</w:t>
+      </w:r>
+      <w:r>
+        <w:t xml:space="preserve"> le competenze digitali dove servono, per un </w:t>
+      </w:r>
+      <w:r>
+        <w:t>impatto</w:t>
+      </w:r>
+      <w:r>
+        <w:t> concreto sul territorio.</w:t>
+      </w:r>
+    </w:p>
+    <w:p>
+      <w:pPr>
+        <w:rPr>
+          <w:u w:val="single"/>
+        </w:rPr>
+      </w:pPr>
+      <w:r>
+        <w:t>Faccio parte dell’associazione Orchestra dei colli Morenici come volontaria.</w:t>
       </w:r>
     </w:p>
     <w:p/>
@@ -736,7 +801,6 @@
   <w:style w:type="character" w:default="1" w:styleId="Carpredefinitoparagrafo">
     <w:name w:val="Default Paragraph Font"/>
     <w:uiPriority w:val="1"/>
-    <w:semiHidden/>
     <w:unhideWhenUsed/>
   </w:style>
   <w:style w:type="table" w:default="1" w:styleId="Tabellanormale">

--- a/data/altri_interessi.docx
+++ b/data/altri_interessi.docx
@@ -137,7 +137,16 @@
     </w:p>
     <w:p>
       <w:r>
-        <w:t>Per questo seguo con interesse il progetto Seriuous games e Video Game Therapy.</w:t>
+        <w:t xml:space="preserve">Per questo seguo con interesse il progetto </w:t>
+      </w:r>
+      <w:r>
+        <w:rPr>
+          <w:u w:val="single"/>
+        </w:rPr>
+        <w:t>Serious</w:t>
+      </w:r>
+      <w:r>
+        <w:t xml:space="preserve"> games e Video Game Therapy.</w:t>
       </w:r>
     </w:p>
     <w:p>
@@ -178,13 +187,21 @@
       </w:r>
     </w:p>
     <w:p>
+      <w:r>
+        <w:t xml:space="preserve">Sono volontaria e scoia </w:t>
+      </w:r>
+      <w:r>
+        <w:t>dell’associazione Orchestra dei colli Morenici.</w:t>
+      </w:r>
+    </w:p>
+    <w:p>
       <w:pPr>
         <w:rPr>
           <w:u w:val="single"/>
         </w:rPr>
       </w:pPr>
       <w:r>
-        <w:t>Faccio parte dell’associazione Orchestra dei colli Morenici come volontaria.</w:t>
+        <w:t>Ho partecipato alla creazione di strumenti nell’ambito del progetto di volontariato Aperti per Voi del Touring Club Italiano.</w:t>
       </w:r>
     </w:p>
     <w:p/>

--- a/data/altri_interessi.docx
+++ b/data/altri_interessi.docx
@@ -174,21 +174,18 @@
     </w:p>
     <w:p>
       <w:r>
-        <w:t>Ho aderito al progetto “Informatici di quartiere” per portare</w:t>
-      </w:r>
-      <w:r>
-        <w:t xml:space="preserve"> le competenze digitali dove servono, per un </w:t>
-      </w:r>
-      <w:r>
-        <w:t>impatto</w:t>
-      </w:r>
-      <w:r>
-        <w:t> concreto sul territorio.</w:t>
-      </w:r>
-    </w:p>
-    <w:p>
-      <w:r>
-        <w:t xml:space="preserve">Sono volontaria e scoia </w:t>
+        <w:t>Ho aderito al progetto “Informatici di quartiere” per portare le competenze digitali dove servono, per un impatto concreto sul territorio.</w:t>
+      </w:r>
+    </w:p>
+    <w:p>
+      <w:r>
+        <w:t>Sono volontaria e s</w:t>
+      </w:r>
+      <w:r>
+        <w:t>ocia</w:t>
+      </w:r>
+      <w:r>
+        <w:t xml:space="preserve"> </w:t>
       </w:r>
       <w:r>
         <w:t>dell’associazione Orchestra dei colli Morenici.</w:t>
@@ -818,6 +815,7 @@
   <w:style w:type="character" w:default="1" w:styleId="Carpredefinitoparagrafo">
     <w:name w:val="Default Paragraph Font"/>
     <w:uiPriority w:val="1"/>
+    <w:semiHidden/>
     <w:unhideWhenUsed/>
   </w:style>
   <w:style w:type="table" w:default="1" w:styleId="Tabellanormale">
